--- a/en/wisdom-stories/qualities-of-water.docx
+++ b/en/wisdom-stories/qualities-of-water.docx
@@ -131,7 +131,7 @@
         <w:rPr>
           <w:lang/>
         </w:rPr>
-        <w:t>The human heart is like water: honest conversation, shared joy, and mutual care renew it. Without warm human connections for too long, it too can grow stagnant.</w:t>
+        <w:t xml:space="preserve">The human heart is like water: honest conversation, shared joy, and mutual care renew it. If it goes too long without warm human connections, it too can grow stagnant.</w:t>
       </w:r>
     </w:p>
     <w:p>
